--- a/MONSMECTA_EXPORT/몬스멕타_OEM_위탁제조계약서_한영대역.docx
+++ b/MONSMECTA_EXPORT/몬스멕타_OEM_위탁제조계약서_한영대역.docx
@@ -380,9 +380,9 @@
               <w:t>Hwaseong-si, Gyeonggi-do, KOREA</w:t>
               <w:br/>
               <w:br/>
-              <w:t>대표자: 임 태 영 / 임 창 희  (인/서명)</w:t>
+              <w:t>대표: 임 태 영  (인/서명)</w:t>
               <w:br/>
-              <w:t>Rep: Leem tae young / Leem chang hee</w:t>
+              <w:t>Representative: Leem tae young  (Signature)</w:t>
               <w:br/>
             </w:r>
           </w:p>
